--- a/backend/data/Fristgerechte_Kündigung_Vodafone.docx
+++ b/backend/data/Fristgerechte_Kündigung_Vodafone.docx
@@ -39,7 +39,6 @@
           <w:b/>
           <w:bCs/>
           <w:u w:val="single"/>
-          <w:lang w:val="en-US"/>
         </w:rPr>
         <w:br/>
       </w:r>
@@ -682,7 +681,6 @@
       <w:pPr>
         <w:rPr>
           <w:rFonts w:ascii="Calibri" w:hAnsi="Calibri" w:cs="Calibri"/>
-          <w:lang w:val="en-US"/>
         </w:rPr>
       </w:pPr>
       <w:r>
@@ -691,7 +689,13 @@
           <w:lang w:val="en-US"/>
         </w:rPr>
         <w:lastRenderedPageBreak/>
-        <w:t xml:space="preserve">        {"name":"Datum","type":"date","offset":0},</w:t>
+        <w:t xml:space="preserve">        </w:t>
+      </w:r>
+      <w:r>
+        <w:rPr>
+          <w:rFonts w:ascii="Calibri" w:hAnsi="Calibri" w:cs="Calibri"/>
+        </w:rPr>
+        <w:t>{"name":"Datum","type":"date","offset":0},</w:t>
       </w:r>
     </w:p>
     <w:p>
@@ -849,7 +853,25 @@
         <w:rPr>
           <w:rFonts w:ascii="Calibri" w:hAnsi="Calibri" w:cs="Calibri"/>
         </w:rPr>
-        <w:t xml:space="preserve">            "category":["Kündigung"],</w:t>
+        <w:t xml:space="preserve">            "category":["</w:t>
+      </w:r>
+      <w:r>
+        <w:rPr>
+          <w:rFonts w:ascii="Calibri" w:hAnsi="Calibri" w:cs="Calibri"/>
+        </w:rPr>
+        <w:t>Fristgerechte</w:t>
+      </w:r>
+      <w:r>
+        <w:rPr>
+          <w:rFonts w:ascii="Calibri" w:hAnsi="Calibri" w:cs="Calibri"/>
+        </w:rPr>
+        <w:t xml:space="preserve"> </w:t>
+      </w:r>
+      <w:r>
+        <w:rPr>
+          <w:rFonts w:ascii="Calibri" w:hAnsi="Calibri" w:cs="Calibri"/>
+        </w:rPr>
+        <w:t>Kündigung"],</w:t>
       </w:r>
     </w:p>
     <w:p>
